--- a/503IT - Communication and Collaboration (3).docx
+++ b/503IT - Communication and Collaboration (3).docx
@@ -63,7 +63,7 @@
                     <a:blip r:embed="rId11" cstate="print">
                       <a:extLst>
                         <a:ext uri="{C183D7F6-B498-43B3-948B-1728B52AA6E4}">
-                          <adec:decorative xmlns="" xmlns:o="urn:schemas-microsoft-com:office:office" xmlns:v="urn:schemas-microsoft-com:vml" xmlns:w10="urn:schemas-microsoft-com:office:word" xmlns:w="http://schemas.openxmlformats.org/wordprocessingml/2006/main" xmlns:a14="http://schemas.microsoft.com/office/drawing/2010/main" xmlns:adec="http://schemas.microsoft.com/office/drawing/2017/decorative" val="1"/>
+                          <adec:decorative xmlns:adec="http://schemas.microsoft.com/office/drawing/2017/decorative" xmlns:a14="http://schemas.microsoft.com/office/drawing/2010/main" xmlns:w="http://schemas.openxmlformats.org/wordprocessingml/2006/main" xmlns:w10="urn:schemas-microsoft-com:office:word" xmlns:v="urn:schemas-microsoft-com:vml" xmlns:o="urn:schemas-microsoft-com:office:office" xmlns="" val="1"/>
                         </a:ext>
                       </a:extLst>
                     </a:blip>
@@ -2219,177 +2219,6 @@
     </w:p>
     <w:p>
       <w:pPr>
-        <w:numPr>
-          <w:ilvl w:val="1"/>
-          <w:numId w:val="13"/>
-        </w:numPr>
-        <w:spacing w:line="276" w:lineRule="auto"/>
-        <w:rPr>
-          <w:color w:val="000000" w:themeColor="text1"/>
-          <w:sz w:val="20"/>
-          <w:szCs w:val="20"/>
-        </w:rPr>
-      </w:pPr>
-      <w:r>
-        <w:rPr>
-          <w:color w:val="000000" w:themeColor="text1"/>
-          <w:sz w:val="20"/>
-          <w:szCs w:val="20"/>
-        </w:rPr>
-        <w:t xml:space="preserve">An </w:t>
-      </w:r>
-      <w:r>
-        <w:rPr>
-          <w:b/>
-          <w:bCs/>
-          <w:color w:val="000000" w:themeColor="text1"/>
-          <w:sz w:val="20"/>
-          <w:szCs w:val="20"/>
-        </w:rPr>
-        <w:t>AI Use Statement</w:t>
-      </w:r>
-      <w:r>
-        <w:rPr>
-          <w:color w:val="000000" w:themeColor="text1"/>
-          <w:sz w:val="20"/>
-          <w:szCs w:val="20"/>
-        </w:rPr>
-        <w:t xml:space="preserve">, placed </w:t>
-      </w:r>
-      <w:r>
-        <w:rPr>
-          <w:color w:val="000000" w:themeColor="text1"/>
-          <w:sz w:val="20"/>
-          <w:szCs w:val="20"/>
-        </w:rPr>
-        <w:t>in an appendix</w:t>
-      </w:r>
-      <w:r>
-        <w:rPr>
-          <w:color w:val="000000" w:themeColor="text1"/>
-          <w:sz w:val="20"/>
-          <w:szCs w:val="20"/>
-        </w:rPr>
-        <w:t>, which clearly states:</w:t>
-      </w:r>
-    </w:p>
-    <w:p>
-      <w:pPr>
-        <w:numPr>
-          <w:ilvl w:val="1"/>
-          <w:numId w:val="13"/>
-        </w:numPr>
-        <w:spacing w:line="276" w:lineRule="auto"/>
-        <w:rPr>
-          <w:color w:val="000000" w:themeColor="text1"/>
-          <w:sz w:val="20"/>
-          <w:szCs w:val="20"/>
-        </w:rPr>
-      </w:pPr>
-      <w:r>
-        <w:rPr>
-          <w:color w:val="000000" w:themeColor="text1"/>
-          <w:sz w:val="20"/>
-          <w:szCs w:val="20"/>
-        </w:rPr>
-        <w:t>Which AI tools you used (e.g., ChatGPT, GitHub Copilot, Grammarly)</w:t>
-      </w:r>
-    </w:p>
-    <w:p>
-      <w:pPr>
-        <w:numPr>
-          <w:ilvl w:val="1"/>
-          <w:numId w:val="13"/>
-        </w:numPr>
-        <w:spacing w:line="276" w:lineRule="auto"/>
-        <w:rPr>
-          <w:color w:val="000000" w:themeColor="text1"/>
-          <w:sz w:val="20"/>
-          <w:szCs w:val="20"/>
-        </w:rPr>
-      </w:pPr>
-      <w:r>
-        <w:rPr>
-          <w:color w:val="000000" w:themeColor="text1"/>
-          <w:sz w:val="20"/>
-          <w:szCs w:val="20"/>
-        </w:rPr>
-        <w:t>What you used them for (e.g., idea generation, code suggestions, grammar support)</w:t>
-      </w:r>
-    </w:p>
-    <w:p>
-      <w:pPr>
-        <w:numPr>
-          <w:ilvl w:val="1"/>
-          <w:numId w:val="13"/>
-        </w:numPr>
-        <w:spacing w:line="276" w:lineRule="auto"/>
-        <w:rPr>
-          <w:color w:val="000000" w:themeColor="text1"/>
-          <w:sz w:val="20"/>
-          <w:szCs w:val="20"/>
-        </w:rPr>
-      </w:pPr>
-      <w:r>
-        <w:rPr>
-          <w:color w:val="000000" w:themeColor="text1"/>
-          <w:sz w:val="20"/>
-          <w:szCs w:val="20"/>
-        </w:rPr>
-        <w:t>How you verified or adapted the AI-generated content to ensure it was accurate and appropriate</w:t>
-      </w:r>
-    </w:p>
-    <w:p>
-      <w:pPr>
-        <w:spacing w:line="276" w:lineRule="auto"/>
-        <w:rPr>
-          <w:color w:val="000000" w:themeColor="text1"/>
-          <w:sz w:val="20"/>
-          <w:szCs w:val="20"/>
-        </w:rPr>
-      </w:pPr>
-      <w:r>
-        <w:rPr>
-          <w:rFonts w:ascii="Segoe UI Emoji" w:hAnsi="Segoe UI Emoji" w:cs="Segoe UI Emoji"/>
-          <w:color w:val="000000" w:themeColor="text1"/>
-          <w:sz w:val="20"/>
-          <w:szCs w:val="20"/>
-        </w:rPr>
-        <w:t>⚠️</w:t>
-      </w:r>
-      <w:r>
-        <w:rPr>
-          <w:color w:val="000000" w:themeColor="text1"/>
-          <w:sz w:val="20"/>
-          <w:szCs w:val="20"/>
-        </w:rPr>
-        <w:t xml:space="preserve"> </w:t>
-      </w:r>
-      <w:r>
-        <w:rPr>
-          <w:i/>
-          <w:iCs/>
-          <w:color w:val="000000" w:themeColor="text1"/>
-          <w:sz w:val="20"/>
-          <w:szCs w:val="20"/>
-        </w:rPr>
-        <w:t>Failure to declare the use of AI tools, or misrepresenting AI-generated content as entirely your own, may result in an academic integrity investigation.</w:t>
-      </w:r>
-    </w:p>
-    <w:p>
-      <w:pPr>
-        <w:spacing w:line="276" w:lineRule="auto"/>
-        <w:rPr>
-          <w:color w:val="000000" w:themeColor="text1"/>
-          <w:sz w:val="20"/>
-          <w:szCs w:val="20"/>
-          <w:highlight w:val="yellow"/>
-          <w:lang w:val="en-US"/>
-        </w:rPr>
-      </w:pPr>
-    </w:p>
-    <w:p>
-      <w:pPr>
         <w:pStyle w:val="Heading1"/>
         <w:spacing w:after="240"/>
         <w:rPr>
@@ -2872,7 +2701,6 @@
           <w:sz w:val="18"/>
           <w:szCs w:val="18"/>
         </w:rPr>
-        <w:lastRenderedPageBreak/>
         <w:t>Evaluate a range of research methods and techniques demonstrating an awareness of research ethics</w:t>
       </w:r>
     </w:p>
@@ -2946,6 +2774,7 @@
         <w:spacing w:line="360" w:lineRule="auto"/>
       </w:pPr>
       <w:r>
+        <w:lastRenderedPageBreak/>
         <w:t>Spelling, Punctuation, and Grammar:</w:t>
       </w:r>
     </w:p>
@@ -3105,23 +2934,7 @@
           <w:sz w:val="20"/>
           <w:szCs w:val="20"/>
         </w:rPr>
-        <w:t xml:space="preserve"> include: </w:t>
-      </w:r>
-      <w:proofErr w:type="gramStart"/>
-      <w:r>
-        <w:rPr>
-          <w:sz w:val="20"/>
-          <w:szCs w:val="20"/>
-        </w:rPr>
-        <w:t>version controlled</w:t>
-      </w:r>
-      <w:proofErr w:type="gramEnd"/>
-      <w:r>
-        <w:rPr>
-          <w:sz w:val="20"/>
-          <w:szCs w:val="20"/>
-        </w:rPr>
-        <w:t xml:space="preserve"> documents, developmental sketchbooks, or journals. This evidence </w:t>
+        <w:t xml:space="preserve"> include: version controlled documents, developmental sketchbooks, or journals. This evidence </w:t>
       </w:r>
       <w:r>
         <w:rPr>
@@ -3234,1352 +3047,15 @@
     </w:p>
     <w:p>
       <w:pPr>
-        <w:spacing w:line="360" w:lineRule="auto"/>
-        <w:rPr>
-          <w:b/>
-          <w:bCs/>
-          <w:sz w:val="20"/>
-          <w:szCs w:val="20"/>
-        </w:rPr>
-      </w:pPr>
-      <w:r>
-        <w:rPr>
-          <w:b/>
-          <w:bCs/>
-          <w:sz w:val="20"/>
-          <w:szCs w:val="20"/>
-        </w:rPr>
-        <w:t>AI Use</w:t>
-      </w:r>
-    </w:p>
-    <w:p>
-      <w:pPr>
-        <w:spacing w:before="240" w:after="240"/>
-        <w:rPr>
-          <w:rFonts w:eastAsia="Helvetica" w:cs="Helvetica"/>
-          <w:color w:val="000000" w:themeColor="text1"/>
-          <w:sz w:val="20"/>
-          <w:szCs w:val="20"/>
-        </w:rPr>
-      </w:pPr>
-      <w:r>
-        <w:rPr>
-          <w:rFonts w:eastAsia="Helvetica" w:cs="Helvetica"/>
-          <w:color w:val="000000" w:themeColor="text1"/>
-          <w:sz w:val="20"/>
-          <w:szCs w:val="20"/>
-        </w:rPr>
-        <w:t>As part of your academic journey, we recognise that AI tools can offer valuable assistance in your studies. This assessment fits in the Amber category for use of AI. This means that AI use is allowed to assist in the development of an assessment in line with the student guidance.</w:t>
-      </w:r>
-    </w:p>
-    <w:p>
-      <w:pPr>
-        <w:spacing w:before="240" w:after="240"/>
-        <w:rPr>
-          <w:rFonts w:eastAsia="Helvetica" w:cs="Helvetica"/>
-          <w:b/>
-          <w:bCs/>
-          <w:color w:val="000000" w:themeColor="text1"/>
-          <w:sz w:val="20"/>
-          <w:szCs w:val="20"/>
-        </w:rPr>
-      </w:pPr>
-      <w:r>
-        <w:rPr>
-          <w:rFonts w:eastAsia="Helvetica" w:cs="Helvetica"/>
-          <w:b/>
-          <w:bCs/>
-          <w:color w:val="000000" w:themeColor="text1"/>
-          <w:sz w:val="20"/>
-          <w:szCs w:val="20"/>
-        </w:rPr>
-        <w:t>Examples of permitted AI use include:</w:t>
-      </w:r>
-    </w:p>
-    <w:p>
-      <w:pPr>
-        <w:spacing w:before="240" w:after="240"/>
-        <w:rPr>
-          <w:rFonts w:eastAsia="Helvetica" w:cs="Helvetica"/>
-          <w:color w:val="000000" w:themeColor="text1"/>
-          <w:sz w:val="20"/>
-          <w:szCs w:val="20"/>
-        </w:rPr>
-      </w:pPr>
-      <w:r>
-        <w:rPr>
-          <w:rFonts w:eastAsia="Helvetica" w:cs="Helvetica"/>
-          <w:color w:val="000000" w:themeColor="text1"/>
-          <w:sz w:val="20"/>
-          <w:szCs w:val="20"/>
-        </w:rPr>
-        <w:t>1. Research Assistance:</w:t>
-      </w:r>
-    </w:p>
-    <w:p>
-      <w:pPr>
-        <w:pStyle w:val="ListParagraph"/>
-        <w:numPr>
-          <w:ilvl w:val="0"/>
-          <w:numId w:val="10"/>
-        </w:numPr>
-        <w:spacing w:before="240" w:after="240"/>
-        <w:rPr>
-          <w:rFonts w:eastAsia="Helvetica" w:cs="Helvetica"/>
-          <w:color w:val="000000" w:themeColor="text1"/>
-        </w:rPr>
-      </w:pPr>
-      <w:r>
-        <w:rPr>
-          <w:rFonts w:eastAsia="Helvetica" w:cs="Helvetica"/>
-          <w:color w:val="000000" w:themeColor="text1"/>
-          <w:sz w:val="20"/>
-          <w:szCs w:val="20"/>
-        </w:rPr>
-        <w:t>AI tools can help you find relevant sources, articles, and research papers.</w:t>
-      </w:r>
-    </w:p>
-    <w:p>
-      <w:pPr>
-        <w:pStyle w:val="ListParagraph"/>
-        <w:numPr>
-          <w:ilvl w:val="0"/>
-          <w:numId w:val="10"/>
-        </w:numPr>
-        <w:spacing w:before="240" w:after="240"/>
-        <w:rPr>
-          <w:rFonts w:eastAsia="Helvetica" w:cs="Helvetica"/>
-          <w:color w:val="000000" w:themeColor="text1"/>
-        </w:rPr>
-      </w:pPr>
-      <w:r>
-        <w:rPr>
-          <w:rFonts w:eastAsia="Helvetica" w:cs="Helvetica"/>
-          <w:color w:val="000000" w:themeColor="text1"/>
-          <w:sz w:val="20"/>
-          <w:szCs w:val="20"/>
-        </w:rPr>
-        <w:t>AI can be used to generate ideas for topics or provide summaries of complex concepts.</w:t>
-      </w:r>
-    </w:p>
-    <w:p>
-      <w:pPr>
-        <w:spacing w:before="240" w:after="240"/>
-        <w:rPr>
-          <w:rFonts w:eastAsia="Helvetica" w:cs="Helvetica"/>
-          <w:color w:val="000000" w:themeColor="text1"/>
-          <w:sz w:val="20"/>
-          <w:szCs w:val="20"/>
-        </w:rPr>
-      </w:pPr>
-      <w:r>
-        <w:rPr>
-          <w:rFonts w:eastAsia="Helvetica" w:cs="Helvetica"/>
-          <w:color w:val="000000" w:themeColor="text1"/>
-          <w:sz w:val="20"/>
-          <w:szCs w:val="20"/>
-        </w:rPr>
-        <w:t>2. Language and Grammar Support</w:t>
-      </w:r>
-    </w:p>
-    <w:p>
-      <w:pPr>
-        <w:pStyle w:val="ListParagraph"/>
-        <w:numPr>
-          <w:ilvl w:val="0"/>
-          <w:numId w:val="9"/>
-        </w:numPr>
-        <w:spacing w:before="240" w:after="240"/>
-        <w:rPr>
-          <w:rFonts w:eastAsia="Helvetica" w:cs="Helvetica"/>
-          <w:color w:val="000000" w:themeColor="text1"/>
-        </w:rPr>
-      </w:pPr>
-      <w:r>
-        <w:rPr>
-          <w:rFonts w:eastAsia="Helvetica" w:cs="Helvetica"/>
-          <w:color w:val="000000" w:themeColor="text1"/>
-          <w:sz w:val="20"/>
-          <w:szCs w:val="20"/>
-        </w:rPr>
-        <w:t>AI-based grammar and spell-check tools can be used to proofread your essays.</w:t>
-      </w:r>
-    </w:p>
-    <w:p>
-      <w:pPr>
-        <w:pStyle w:val="ListParagraph"/>
-        <w:numPr>
-          <w:ilvl w:val="0"/>
-          <w:numId w:val="9"/>
-        </w:numPr>
-        <w:spacing w:before="240" w:after="240"/>
-        <w:rPr>
-          <w:rFonts w:eastAsia="Helvetica" w:cs="Helvetica"/>
-          <w:color w:val="000000" w:themeColor="text1"/>
-        </w:rPr>
-      </w:pPr>
-      <w:r>
-        <w:rPr>
-          <w:rFonts w:eastAsia="Helvetica" w:cs="Helvetica"/>
-          <w:color w:val="000000" w:themeColor="text1"/>
-          <w:sz w:val="20"/>
-          <w:szCs w:val="20"/>
-        </w:rPr>
-        <w:lastRenderedPageBreak/>
-        <w:t>You may use AI to enhance your writing clarity and ensure your language is academically appropriate.</w:t>
-      </w:r>
-    </w:p>
-    <w:p>
-      <w:pPr>
-        <w:spacing w:before="240" w:after="240"/>
-        <w:rPr>
-          <w:rFonts w:eastAsia="Helvetica" w:cs="Helvetica"/>
-          <w:color w:val="000000" w:themeColor="text1"/>
-          <w:sz w:val="20"/>
-          <w:szCs w:val="20"/>
-        </w:rPr>
-      </w:pPr>
-      <w:r>
-        <w:rPr>
-          <w:rFonts w:eastAsia="Helvetica" w:cs="Helvetica"/>
-          <w:color w:val="000000" w:themeColor="text1"/>
-          <w:sz w:val="20"/>
-          <w:szCs w:val="20"/>
-        </w:rPr>
-        <w:t>3. Idea Generation and Outlining:</w:t>
-      </w:r>
-    </w:p>
-    <w:p>
-      <w:pPr>
-        <w:pStyle w:val="ListParagraph"/>
-        <w:numPr>
-          <w:ilvl w:val="0"/>
-          <w:numId w:val="8"/>
-        </w:numPr>
-        <w:spacing w:before="240" w:after="240"/>
-        <w:rPr>
-          <w:rFonts w:eastAsia="Helvetica" w:cs="Helvetica"/>
-          <w:color w:val="000000" w:themeColor="text1"/>
-        </w:rPr>
-      </w:pPr>
-      <w:r>
-        <w:rPr>
-          <w:rFonts w:eastAsia="Helvetica" w:cs="Helvetica"/>
-          <w:color w:val="000000" w:themeColor="text1"/>
-          <w:sz w:val="20"/>
-          <w:szCs w:val="20"/>
-        </w:rPr>
-        <w:t>AI can help you brainstorm ideas or create an outline for your essay. -You may use AI to suggest ways to structure your argument or to identify key points that should be included.</w:t>
-      </w:r>
-    </w:p>
-    <w:p>
-      <w:pPr>
-        <w:spacing w:before="240" w:after="240"/>
-        <w:rPr>
-          <w:rFonts w:eastAsia="Helvetica" w:cs="Helvetica"/>
-          <w:color w:val="000000" w:themeColor="text1"/>
-          <w:sz w:val="20"/>
-          <w:szCs w:val="20"/>
-        </w:rPr>
-      </w:pPr>
-      <w:r>
-        <w:rPr>
-          <w:rFonts w:eastAsia="Helvetica" w:cs="Helvetica"/>
-          <w:color w:val="000000" w:themeColor="text1"/>
-          <w:sz w:val="20"/>
-          <w:szCs w:val="20"/>
-        </w:rPr>
-        <w:t>4. Time Management:</w:t>
-      </w:r>
-    </w:p>
-    <w:p>
-      <w:pPr>
-        <w:pStyle w:val="ListParagraph"/>
-        <w:numPr>
-          <w:ilvl w:val="0"/>
-          <w:numId w:val="7"/>
-        </w:numPr>
-        <w:spacing w:before="240" w:after="240"/>
-        <w:rPr>
-          <w:rFonts w:eastAsia="Helvetica" w:cs="Helvetica"/>
-          <w:color w:val="000000" w:themeColor="text1"/>
-        </w:rPr>
-      </w:pPr>
-      <w:r>
-        <w:rPr>
-          <w:rFonts w:eastAsia="Helvetica" w:cs="Helvetica"/>
-          <w:color w:val="000000" w:themeColor="text1"/>
-          <w:sz w:val="20"/>
-          <w:szCs w:val="20"/>
-        </w:rPr>
-        <w:t>AI tools can assist you in organising your study schedule, reminding you of deadlines, and managing time effectively during the writing process.</w:t>
-      </w:r>
-    </w:p>
-    <w:p>
-      <w:pPr>
-        <w:spacing w:before="240" w:after="240"/>
-        <w:rPr>
-          <w:rFonts w:eastAsia="Helvetica" w:cs="Helvetica"/>
-          <w:color w:val="000000" w:themeColor="text1"/>
-          <w:sz w:val="20"/>
-          <w:szCs w:val="20"/>
-        </w:rPr>
-      </w:pPr>
-      <w:r>
-        <w:rPr>
-          <w:rFonts w:eastAsia="Helvetica" w:cs="Helvetica"/>
-          <w:color w:val="000000" w:themeColor="text1"/>
-          <w:sz w:val="20"/>
-          <w:szCs w:val="20"/>
-        </w:rPr>
-        <w:t>5. Understanding Complex Topics:</w:t>
-      </w:r>
-    </w:p>
-    <w:p>
-      <w:pPr>
-        <w:pStyle w:val="ListParagraph"/>
-        <w:numPr>
-          <w:ilvl w:val="0"/>
-          <w:numId w:val="6"/>
-        </w:numPr>
-        <w:spacing w:before="240" w:after="240"/>
-        <w:rPr>
-          <w:rFonts w:eastAsia="Helvetica" w:cs="Helvetica"/>
-          <w:color w:val="000000" w:themeColor="text1"/>
-        </w:rPr>
-      </w:pPr>
-      <w:r>
-        <w:rPr>
-          <w:rFonts w:eastAsia="Helvetica" w:cs="Helvetica"/>
-          <w:color w:val="000000" w:themeColor="text1"/>
-          <w:sz w:val="20"/>
-          <w:szCs w:val="20"/>
-        </w:rPr>
-        <w:t>AI can provide simplified explanations or additional resources to help you better understand difficult concepts or theories.</w:t>
-      </w:r>
-    </w:p>
-    <w:p>
-      <w:pPr>
-        <w:spacing w:before="240" w:after="240"/>
-        <w:rPr>
-          <w:rFonts w:eastAsia="Helvetica" w:cs="Helvetica"/>
-          <w:color w:val="000000" w:themeColor="text1"/>
-          <w:sz w:val="20"/>
-          <w:szCs w:val="20"/>
-        </w:rPr>
-      </w:pPr>
-    </w:p>
-    <w:p>
-      <w:pPr>
-        <w:spacing w:before="240" w:after="240"/>
-        <w:rPr>
-          <w:rFonts w:eastAsia="Helvetica" w:cs="Helvetica"/>
-          <w:b/>
-          <w:bCs/>
-          <w:color w:val="000000" w:themeColor="text1"/>
-          <w:sz w:val="20"/>
-          <w:szCs w:val="20"/>
-        </w:rPr>
-      </w:pPr>
-      <w:r>
-        <w:rPr>
-          <w:rFonts w:eastAsia="Helvetica" w:cs="Helvetica"/>
-          <w:b/>
-          <w:bCs/>
-          <w:color w:val="000000" w:themeColor="text1"/>
-          <w:sz w:val="20"/>
-          <w:szCs w:val="20"/>
-        </w:rPr>
-        <w:t>Prohibited Uses of AI</w:t>
-      </w:r>
-    </w:p>
-    <w:p>
-      <w:pPr>
-        <w:spacing w:before="240" w:after="240"/>
-        <w:rPr>
-          <w:rFonts w:eastAsia="Helvetica" w:cs="Helvetica"/>
-          <w:color w:val="000000" w:themeColor="text1"/>
-          <w:sz w:val="20"/>
-          <w:szCs w:val="20"/>
-        </w:rPr>
-      </w:pPr>
-      <w:r>
-        <w:rPr>
-          <w:rFonts w:eastAsia="Helvetica" w:cs="Helvetica"/>
-          <w:color w:val="000000" w:themeColor="text1"/>
-          <w:sz w:val="20"/>
-          <w:szCs w:val="20"/>
-        </w:rPr>
-        <w:t>1. Complete Essay Writing:</w:t>
-      </w:r>
-    </w:p>
-    <w:p>
-      <w:pPr>
-        <w:pStyle w:val="ListParagraph"/>
-        <w:numPr>
-          <w:ilvl w:val="0"/>
-          <w:numId w:val="5"/>
-        </w:numPr>
-        <w:spacing w:before="240" w:after="240"/>
-        <w:rPr>
-          <w:rFonts w:eastAsia="Helvetica" w:cs="Helvetica"/>
-          <w:color w:val="000000" w:themeColor="text1"/>
-        </w:rPr>
-      </w:pPr>
-      <w:r>
-        <w:rPr>
-          <w:rFonts w:eastAsia="Helvetica" w:cs="Helvetica"/>
-          <w:color w:val="000000" w:themeColor="text1"/>
-          <w:sz w:val="20"/>
-          <w:szCs w:val="20"/>
-        </w:rPr>
-        <w:t>You must not use AI to write your entire essay or large sections of it. This includes generating full paragraphs, essays, or completing assignments in any automated way.</w:t>
-      </w:r>
-    </w:p>
-    <w:p>
-      <w:pPr>
-        <w:spacing w:before="240" w:after="240"/>
-        <w:rPr>
-          <w:rFonts w:eastAsia="Helvetica" w:cs="Helvetica"/>
-          <w:color w:val="000000" w:themeColor="text1"/>
-          <w:sz w:val="20"/>
-          <w:szCs w:val="20"/>
-        </w:rPr>
-      </w:pPr>
-      <w:r>
-        <w:rPr>
-          <w:rFonts w:eastAsia="Helvetica" w:cs="Helvetica"/>
-          <w:color w:val="000000" w:themeColor="text1"/>
-          <w:sz w:val="20"/>
-          <w:szCs w:val="20"/>
-        </w:rPr>
-        <w:t>2. Plagiarism:</w:t>
-      </w:r>
-    </w:p>
-    <w:p>
-      <w:pPr>
-        <w:pStyle w:val="ListParagraph"/>
-        <w:numPr>
-          <w:ilvl w:val="0"/>
-          <w:numId w:val="4"/>
-        </w:numPr>
-        <w:spacing w:before="240" w:after="240"/>
-        <w:rPr>
-          <w:rFonts w:eastAsia="Helvetica" w:cs="Helvetica"/>
-          <w:color w:val="000000" w:themeColor="text1"/>
-        </w:rPr>
-      </w:pPr>
-      <w:r>
-        <w:rPr>
-          <w:rFonts w:eastAsia="Helvetica" w:cs="Helvetica"/>
-          <w:color w:val="000000" w:themeColor="text1"/>
-          <w:sz w:val="20"/>
-          <w:szCs w:val="20"/>
-        </w:rPr>
-        <w:t>Submitting AI-generated content as your own is considered plagiarism and will be treated as academic misconduct. All submitted work should be your original thought and analysis.</w:t>
-      </w:r>
-    </w:p>
-    <w:p>
-      <w:pPr>
-        <w:spacing w:before="240" w:after="240"/>
-        <w:rPr>
-          <w:rFonts w:eastAsia="Helvetica" w:cs="Helvetica"/>
-          <w:color w:val="000000" w:themeColor="text1"/>
-          <w:sz w:val="20"/>
-          <w:szCs w:val="20"/>
-        </w:rPr>
-      </w:pPr>
-      <w:r>
-        <w:rPr>
-          <w:rFonts w:eastAsia="Helvetica" w:cs="Helvetica"/>
-          <w:color w:val="000000" w:themeColor="text1"/>
-          <w:sz w:val="20"/>
-          <w:szCs w:val="20"/>
-        </w:rPr>
-        <w:t>3. Citing AI as a Source:</w:t>
-      </w:r>
-    </w:p>
-    <w:p>
-      <w:pPr>
-        <w:pStyle w:val="ListParagraph"/>
-        <w:numPr>
-          <w:ilvl w:val="0"/>
-          <w:numId w:val="3"/>
-        </w:numPr>
-        <w:spacing w:before="240" w:after="240"/>
-        <w:rPr>
-          <w:rFonts w:eastAsia="Helvetica" w:cs="Helvetica"/>
-          <w:color w:val="000000" w:themeColor="text1"/>
-        </w:rPr>
-      </w:pPr>
-      <w:r>
-        <w:rPr>
-          <w:rFonts w:eastAsia="Helvetica" w:cs="Helvetica"/>
-          <w:color w:val="000000" w:themeColor="text1"/>
-          <w:sz w:val="20"/>
-          <w:szCs w:val="20"/>
-        </w:rPr>
-        <w:t xml:space="preserve">AI tools should not be cited as sources in your work. Your references should come from c </w:t>
-      </w:r>
-      <w:proofErr w:type="spellStart"/>
-      <w:r>
-        <w:rPr>
-          <w:rFonts w:eastAsia="Helvetica" w:cs="Helvetica"/>
-          <w:color w:val="000000" w:themeColor="text1"/>
-          <w:sz w:val="20"/>
-          <w:szCs w:val="20"/>
-        </w:rPr>
-        <w:t>redible</w:t>
-      </w:r>
-      <w:proofErr w:type="spellEnd"/>
-      <w:r>
-        <w:rPr>
-          <w:rFonts w:eastAsia="Helvetica" w:cs="Helvetica"/>
-          <w:color w:val="000000" w:themeColor="text1"/>
-          <w:sz w:val="20"/>
-          <w:szCs w:val="20"/>
-        </w:rPr>
-        <w:t xml:space="preserve"> academic sources such as peer-reviewed journals, books, and reputable websites.</w:t>
-      </w:r>
-    </w:p>
-    <w:p>
-      <w:pPr>
-        <w:spacing w:before="240" w:after="240"/>
-        <w:rPr>
-          <w:rFonts w:eastAsia="Helvetica" w:cs="Helvetica"/>
-          <w:color w:val="000000" w:themeColor="text1"/>
-          <w:sz w:val="20"/>
-          <w:szCs w:val="20"/>
-        </w:rPr>
-      </w:pPr>
-      <w:r>
-        <w:rPr>
-          <w:rFonts w:eastAsia="Helvetica" w:cs="Helvetica"/>
-          <w:color w:val="000000" w:themeColor="text1"/>
-          <w:sz w:val="20"/>
-          <w:szCs w:val="20"/>
-        </w:rPr>
-        <w:t>4. Avoiding Critical Thinking:</w:t>
-      </w:r>
-    </w:p>
-    <w:p>
-      <w:pPr>
-        <w:pStyle w:val="ListParagraph"/>
-        <w:numPr>
-          <w:ilvl w:val="0"/>
-          <w:numId w:val="2"/>
-        </w:numPr>
-        <w:spacing w:before="240" w:after="240"/>
-        <w:rPr>
-          <w:rFonts w:eastAsia="Helvetica" w:cs="Helvetica"/>
-          <w:color w:val="000000" w:themeColor="text1"/>
-        </w:rPr>
-      </w:pPr>
-      <w:r>
-        <w:rPr>
-          <w:rFonts w:eastAsia="Helvetica" w:cs="Helvetica"/>
-          <w:color w:val="000000" w:themeColor="text1"/>
-          <w:sz w:val="20"/>
-          <w:szCs w:val="20"/>
-        </w:rPr>
-        <w:t>AI should not be used as a replacement for your own critical analysis and reflection.</w:t>
-      </w:r>
-    </w:p>
-    <w:p>
-      <w:pPr>
-        <w:spacing w:before="240" w:after="240"/>
-        <w:rPr>
-          <w:rFonts w:eastAsia="Helvetica" w:cs="Helvetica"/>
-          <w:color w:val="000000" w:themeColor="text1"/>
-          <w:sz w:val="20"/>
-          <w:szCs w:val="20"/>
-        </w:rPr>
-      </w:pPr>
-      <w:r>
-        <w:rPr>
-          <w:rFonts w:eastAsia="Helvetica" w:cs="Helvetica"/>
-          <w:color w:val="000000" w:themeColor="text1"/>
-          <w:sz w:val="20"/>
-          <w:szCs w:val="20"/>
-        </w:rPr>
-        <w:t>5. Confidentiality and Ethics:</w:t>
-      </w:r>
-    </w:p>
-    <w:p>
-      <w:pPr>
-        <w:pStyle w:val="ListParagraph"/>
-        <w:numPr>
-          <w:ilvl w:val="0"/>
-          <w:numId w:val="1"/>
-        </w:numPr>
-        <w:spacing w:before="240" w:after="240"/>
-        <w:rPr>
-          <w:rFonts w:eastAsia="Helvetica" w:cs="Helvetica"/>
-          <w:color w:val="000000" w:themeColor="text1"/>
-        </w:rPr>
-      </w:pPr>
-      <w:r>
-        <w:rPr>
-          <w:rFonts w:eastAsia="Helvetica" w:cs="Helvetica"/>
-          <w:color w:val="000000" w:themeColor="text1"/>
-          <w:sz w:val="20"/>
-          <w:szCs w:val="20"/>
-        </w:rPr>
-        <w:t>Do not input sensitive or confidential information related to clients, case studies, or your workplace or placement into AI tools, as this could breach confidentiality and ethical guidelines.</w:t>
-      </w:r>
-    </w:p>
-    <w:p>
-      <w:pPr>
-        <w:spacing w:before="240" w:after="240"/>
-        <w:rPr>
-          <w:rFonts w:eastAsia="Helvetica" w:cs="Helvetica"/>
-          <w:b/>
-          <w:bCs/>
-          <w:color w:val="000000" w:themeColor="text1"/>
-          <w:sz w:val="20"/>
-          <w:szCs w:val="20"/>
-        </w:rPr>
-      </w:pPr>
-      <w:r>
-        <w:rPr>
-          <w:rFonts w:eastAsia="Helvetica" w:cs="Helvetica"/>
-          <w:b/>
-          <w:bCs/>
-          <w:color w:val="000000" w:themeColor="text1"/>
-          <w:sz w:val="20"/>
-          <w:szCs w:val="20"/>
-        </w:rPr>
-        <w:t>Student Acknowledgement of AI Tools</w:t>
-      </w:r>
-    </w:p>
-    <w:p>
-      <w:pPr>
-        <w:spacing w:before="240" w:after="240"/>
-        <w:rPr>
-          <w:rFonts w:eastAsia="Helvetica" w:cs="Helvetica"/>
-          <w:color w:val="000000" w:themeColor="text1"/>
-          <w:sz w:val="20"/>
-          <w:szCs w:val="20"/>
-        </w:rPr>
-      </w:pPr>
-      <w:r>
-        <w:rPr>
-          <w:rFonts w:eastAsia="Helvetica" w:cs="Helvetica"/>
-          <w:color w:val="000000" w:themeColor="text1"/>
-          <w:sz w:val="20"/>
-          <w:szCs w:val="20"/>
-        </w:rPr>
-        <w:t>You should clearly state and acknowledge the use of AI tools before any references or bibliography. You should also provide details about the types of AI tools used along with a brief explanation of how you have used it (a sentence or 2). A simple table will suffice as below:</w:t>
-      </w:r>
-    </w:p>
-    <w:tbl>
-      <w:tblPr>
-        <w:tblStyle w:val="TableGrid"/>
-        <w:tblW w:w="0" w:type="auto"/>
-        <w:tblLayout w:type="fixed"/>
-        <w:tblLook w:val="06A0" w:firstRow="1" w:lastRow="0" w:firstColumn="1" w:lastColumn="0" w:noHBand="1" w:noVBand="1"/>
-      </w:tblPr>
-      <w:tblGrid>
-        <w:gridCol w:w="3005"/>
-        <w:gridCol w:w="3005"/>
-        <w:gridCol w:w="3005"/>
-      </w:tblGrid>
-      <w:tr>
-        <w:trPr>
-          <w:trHeight w:val="300"/>
-        </w:trPr>
-        <w:tc>
-          <w:tcPr>
-            <w:tcW w:w="3005" w:type="dxa"/>
-          </w:tcPr>
-          <w:p>
-            <w:pPr>
-              <w:rPr>
-                <w:rFonts w:eastAsia="Helvetica" w:cs="Helvetica"/>
-                <w:b/>
-                <w:bCs/>
-                <w:color w:val="000000" w:themeColor="text1"/>
-                <w:sz w:val="20"/>
-                <w:szCs w:val="20"/>
-              </w:rPr>
-            </w:pPr>
-            <w:r>
-              <w:rPr>
-                <w:rFonts w:eastAsia="Helvetica" w:cs="Helvetica"/>
-                <w:b/>
-                <w:bCs/>
-                <w:color w:val="000000" w:themeColor="text1"/>
-                <w:sz w:val="20"/>
-                <w:szCs w:val="20"/>
-              </w:rPr>
-              <w:t>AI Use Category</w:t>
-            </w:r>
-          </w:p>
-        </w:tc>
-        <w:tc>
-          <w:tcPr>
-            <w:tcW w:w="3005" w:type="dxa"/>
-          </w:tcPr>
-          <w:p>
-            <w:pPr>
-              <w:rPr>
-                <w:rFonts w:eastAsia="Helvetica" w:cs="Helvetica"/>
-                <w:b/>
-                <w:bCs/>
-                <w:color w:val="000000" w:themeColor="text1"/>
-                <w:sz w:val="20"/>
-                <w:szCs w:val="20"/>
-              </w:rPr>
-            </w:pPr>
-            <w:r>
-              <w:rPr>
-                <w:rFonts w:eastAsia="Helvetica" w:cs="Helvetica"/>
-                <w:b/>
-                <w:bCs/>
-                <w:color w:val="000000" w:themeColor="text1"/>
-                <w:sz w:val="20"/>
-                <w:szCs w:val="20"/>
-              </w:rPr>
-              <w:t>Tool</w:t>
-            </w:r>
-          </w:p>
-        </w:tc>
-        <w:tc>
-          <w:tcPr>
-            <w:tcW w:w="3005" w:type="dxa"/>
-          </w:tcPr>
-          <w:p>
-            <w:pPr>
-              <w:rPr>
-                <w:rFonts w:eastAsia="Helvetica" w:cs="Helvetica"/>
-                <w:b/>
-                <w:bCs/>
-                <w:color w:val="000000" w:themeColor="text1"/>
-                <w:sz w:val="20"/>
-                <w:szCs w:val="20"/>
-              </w:rPr>
-            </w:pPr>
-            <w:r>
-              <w:rPr>
-                <w:rFonts w:eastAsia="Helvetica" w:cs="Helvetica"/>
-                <w:b/>
-                <w:bCs/>
-                <w:color w:val="000000" w:themeColor="text1"/>
-                <w:sz w:val="20"/>
-                <w:szCs w:val="20"/>
-              </w:rPr>
-              <w:t>How AI Tool was used in this assignment</w:t>
-            </w:r>
-          </w:p>
-        </w:tc>
-      </w:tr>
-      <w:tr>
-        <w:trPr>
-          <w:trHeight w:val="300"/>
-        </w:trPr>
-        <w:tc>
-          <w:tcPr>
-            <w:tcW w:w="3005" w:type="dxa"/>
-          </w:tcPr>
-          <w:p>
-            <w:pPr>
-              <w:rPr>
-                <w:rFonts w:eastAsia="Helvetica" w:cs="Helvetica"/>
-                <w:color w:val="000000" w:themeColor="text1"/>
-                <w:sz w:val="20"/>
-                <w:szCs w:val="20"/>
-              </w:rPr>
-            </w:pPr>
-            <w:r>
-              <w:rPr>
-                <w:rFonts w:eastAsia="Helvetica" w:cs="Helvetica"/>
-                <w:color w:val="000000" w:themeColor="text1"/>
-                <w:sz w:val="20"/>
-                <w:szCs w:val="20"/>
-              </w:rPr>
-              <w:lastRenderedPageBreak/>
-              <w:t xml:space="preserve">e.g. Inspiring (all categories listed </w:t>
-            </w:r>
-            <w:hyperlink r:id="rId15">
-              <w:r>
-                <w:rPr>
-                  <w:rStyle w:val="Hyperlink"/>
-                  <w:rFonts w:eastAsia="Helvetica" w:cs="Helvetica"/>
-                  <w:sz w:val="20"/>
-                  <w:szCs w:val="20"/>
-                </w:rPr>
-                <w:t>here</w:t>
-              </w:r>
-            </w:hyperlink>
-            <w:r>
-              <w:rPr>
-                <w:rFonts w:eastAsia="Helvetica" w:cs="Helvetica"/>
-                <w:color w:val="000000" w:themeColor="text1"/>
-                <w:sz w:val="20"/>
-                <w:szCs w:val="20"/>
-              </w:rPr>
-              <w:t xml:space="preserve"> under the Example Uses of AI dropdown)</w:t>
-            </w:r>
-          </w:p>
-        </w:tc>
-        <w:tc>
-          <w:tcPr>
-            <w:tcW w:w="3005" w:type="dxa"/>
-          </w:tcPr>
-          <w:p>
-            <w:pPr>
-              <w:rPr>
-                <w:rFonts w:eastAsia="Helvetica" w:cs="Helvetica"/>
-                <w:color w:val="000000" w:themeColor="text1"/>
-                <w:sz w:val="20"/>
-                <w:szCs w:val="20"/>
-              </w:rPr>
-            </w:pPr>
-            <w:r>
-              <w:rPr>
-                <w:rFonts w:eastAsia="Helvetica" w:cs="Helvetica"/>
-                <w:color w:val="000000" w:themeColor="text1"/>
-                <w:sz w:val="20"/>
-                <w:szCs w:val="20"/>
-              </w:rPr>
-              <w:t>e.g. ChatGPT-3.5</w:t>
-            </w:r>
-          </w:p>
-        </w:tc>
-        <w:tc>
-          <w:tcPr>
-            <w:tcW w:w="3005" w:type="dxa"/>
-          </w:tcPr>
-          <w:p>
-            <w:pPr>
-              <w:rPr>
-                <w:rFonts w:eastAsia="Helvetica" w:cs="Helvetica"/>
-                <w:color w:val="000000" w:themeColor="text1"/>
-                <w:sz w:val="20"/>
-                <w:szCs w:val="20"/>
-              </w:rPr>
-            </w:pPr>
-            <w:r>
-              <w:rPr>
-                <w:rFonts w:eastAsia="Helvetica" w:cs="Helvetica"/>
-                <w:color w:val="000000" w:themeColor="text1"/>
-                <w:sz w:val="20"/>
-                <w:szCs w:val="20"/>
-              </w:rPr>
-              <w:t>Key word search on topics related to learning outcomes</w:t>
-            </w:r>
-          </w:p>
-        </w:tc>
-      </w:tr>
-      <w:tr>
-        <w:trPr>
-          <w:trHeight w:val="300"/>
-        </w:trPr>
-        <w:tc>
-          <w:tcPr>
-            <w:tcW w:w="3005" w:type="dxa"/>
-          </w:tcPr>
-          <w:p>
-            <w:pPr>
-              <w:rPr>
-                <w:rFonts w:eastAsia="Helvetica" w:cs="Helvetica"/>
-                <w:color w:val="000000" w:themeColor="text1"/>
-                <w:sz w:val="20"/>
-                <w:szCs w:val="20"/>
-              </w:rPr>
-            </w:pPr>
-          </w:p>
-        </w:tc>
-        <w:tc>
-          <w:tcPr>
-            <w:tcW w:w="3005" w:type="dxa"/>
-          </w:tcPr>
-          <w:p>
-            <w:pPr>
-              <w:rPr>
-                <w:rFonts w:eastAsia="Helvetica" w:cs="Helvetica"/>
-                <w:color w:val="000000" w:themeColor="text1"/>
-                <w:sz w:val="20"/>
-                <w:szCs w:val="20"/>
-              </w:rPr>
-            </w:pPr>
-          </w:p>
-        </w:tc>
-        <w:tc>
-          <w:tcPr>
-            <w:tcW w:w="3005" w:type="dxa"/>
-          </w:tcPr>
-          <w:p>
-            <w:pPr>
-              <w:rPr>
-                <w:rFonts w:eastAsia="Helvetica" w:cs="Helvetica"/>
-                <w:color w:val="000000" w:themeColor="text1"/>
-                <w:sz w:val="20"/>
-                <w:szCs w:val="20"/>
-              </w:rPr>
-            </w:pPr>
-          </w:p>
-        </w:tc>
-      </w:tr>
-      <w:tr>
-        <w:trPr>
-          <w:trHeight w:val="300"/>
-        </w:trPr>
-        <w:tc>
-          <w:tcPr>
-            <w:tcW w:w="3005" w:type="dxa"/>
-          </w:tcPr>
-          <w:p>
-            <w:pPr>
-              <w:rPr>
-                <w:rFonts w:eastAsia="Helvetica" w:cs="Helvetica"/>
-                <w:color w:val="000000" w:themeColor="text1"/>
-                <w:sz w:val="20"/>
-                <w:szCs w:val="20"/>
-              </w:rPr>
-            </w:pPr>
-          </w:p>
-        </w:tc>
-        <w:tc>
-          <w:tcPr>
-            <w:tcW w:w="3005" w:type="dxa"/>
-          </w:tcPr>
-          <w:p>
-            <w:pPr>
-              <w:rPr>
-                <w:rFonts w:eastAsia="Helvetica" w:cs="Helvetica"/>
-                <w:color w:val="000000" w:themeColor="text1"/>
-                <w:sz w:val="20"/>
-                <w:szCs w:val="20"/>
-              </w:rPr>
-            </w:pPr>
-          </w:p>
-        </w:tc>
-        <w:tc>
-          <w:tcPr>
-            <w:tcW w:w="3005" w:type="dxa"/>
-          </w:tcPr>
-          <w:p>
-            <w:pPr>
-              <w:rPr>
-                <w:rFonts w:eastAsia="Helvetica" w:cs="Helvetica"/>
-                <w:color w:val="000000" w:themeColor="text1"/>
-                <w:sz w:val="20"/>
-                <w:szCs w:val="20"/>
-              </w:rPr>
-            </w:pPr>
-          </w:p>
-        </w:tc>
-      </w:tr>
-    </w:tbl>
-    <w:p>
-      <w:pPr>
-        <w:spacing w:before="240" w:after="240"/>
-        <w:rPr>
-          <w:rFonts w:eastAsia="Helvetica" w:cs="Helvetica"/>
-          <w:color w:val="000000" w:themeColor="text1"/>
-          <w:sz w:val="20"/>
-          <w:szCs w:val="20"/>
-        </w:rPr>
-      </w:pPr>
-      <w:r>
-        <w:rPr>
-          <w:rFonts w:eastAsia="Helvetica" w:cs="Helvetica"/>
-          <w:color w:val="000000" w:themeColor="text1"/>
-          <w:sz w:val="20"/>
-          <w:szCs w:val="20"/>
-        </w:rPr>
-        <w:t>Any direct AI output that appears in your assignment, whether quoted, paraphrased or produced (text, images, charts, etc.) must also be referenced using the APA Referencing guide.</w:t>
-      </w:r>
-    </w:p>
-    <w:p>
-      <w:pPr>
-        <w:spacing w:line="360" w:lineRule="auto"/>
-        <w:rPr>
-          <w:sz w:val="20"/>
-          <w:szCs w:val="20"/>
-        </w:rPr>
-      </w:pPr>
-    </w:p>
-    <w:p>
-      <w:pPr>
-        <w:pStyle w:val="Heading3"/>
-        <w:spacing w:line="360" w:lineRule="auto"/>
-      </w:pPr>
-      <w:r>
-        <w:t>Support for Students with Disabilities or Additional Needs:</w:t>
-      </w:r>
-    </w:p>
-    <w:p>
-      <w:pPr>
-        <w:spacing w:line="360" w:lineRule="auto"/>
-        <w:rPr>
-          <w:sz w:val="20"/>
-          <w:szCs w:val="20"/>
-        </w:rPr>
-      </w:pPr>
-      <w:r>
-        <w:rPr>
-          <w:sz w:val="20"/>
-          <w:szCs w:val="20"/>
-        </w:rPr>
-        <w:t>If you have a disability, long-term health condition, specific learning differenc</w:t>
-      </w:r>
-      <w:r>
-        <w:rPr>
-          <w:sz w:val="20"/>
-          <w:szCs w:val="20"/>
-        </w:rPr>
-        <w:t>e</w:t>
-      </w:r>
-      <w:r>
-        <w:rPr>
-          <w:sz w:val="20"/>
-          <w:szCs w:val="20"/>
-        </w:rPr>
-        <w:t>, mental health diagnosis or</w:t>
-      </w:r>
-      <w:r>
-        <w:rPr>
-          <w:sz w:val="20"/>
-          <w:szCs w:val="20"/>
-        </w:rPr>
-        <w:t xml:space="preserve"> </w:t>
-      </w:r>
-      <w:r>
-        <w:rPr>
-          <w:sz w:val="20"/>
-          <w:szCs w:val="20"/>
-        </w:rPr>
-        <w:t>symptoms and have discussed your support needs with health and wellbeing you may be</w:t>
-      </w:r>
-      <w:r>
-        <w:rPr>
-          <w:sz w:val="20"/>
-          <w:szCs w:val="20"/>
-        </w:rPr>
-        <w:t xml:space="preserve"> </w:t>
-      </w:r>
-      <w:r>
-        <w:rPr>
-          <w:sz w:val="20"/>
-          <w:szCs w:val="20"/>
-        </w:rPr>
-        <w:t>able to access support that will help with your studies.</w:t>
-      </w:r>
-    </w:p>
-    <w:p>
-      <w:pPr>
-        <w:spacing w:line="360" w:lineRule="auto"/>
-        <w:rPr>
-          <w:sz w:val="20"/>
-          <w:szCs w:val="20"/>
-        </w:rPr>
-      </w:pPr>
-      <w:r>
-        <w:rPr>
-          <w:sz w:val="20"/>
-          <w:szCs w:val="20"/>
-        </w:rPr>
-        <w:t>If you feel you may benefit from additional support, but have not disclosed a disability to</w:t>
-      </w:r>
-      <w:r>
-        <w:rPr>
-          <w:sz w:val="20"/>
-          <w:szCs w:val="20"/>
-        </w:rPr>
-        <w:t xml:space="preserve"> </w:t>
-      </w:r>
-      <w:r>
-        <w:rPr>
-          <w:sz w:val="20"/>
-          <w:szCs w:val="20"/>
-        </w:rPr>
-        <w:t>the University, or have disclosed but are yet to discuss your support needs it is important</w:t>
-      </w:r>
-      <w:r>
-        <w:rPr>
-          <w:sz w:val="20"/>
-          <w:szCs w:val="20"/>
-        </w:rPr>
-        <w:t xml:space="preserve"> </w:t>
-      </w:r>
-      <w:r>
-        <w:rPr>
-          <w:sz w:val="20"/>
-          <w:szCs w:val="20"/>
-        </w:rPr>
-        <w:t xml:space="preserve">to let us know so we can provide the right support for your circumstances. Visit </w:t>
-      </w:r>
-      <w:hyperlink r:id="rId16" w:history="1">
-        <w:r>
-          <w:rPr>
-            <w:rStyle w:val="Hyperlink"/>
-            <w:sz w:val="20"/>
-            <w:szCs w:val="20"/>
-          </w:rPr>
-          <w:t>the</w:t>
-        </w:r>
-        <w:r>
-          <w:rPr>
-            <w:rStyle w:val="Hyperlink"/>
-            <w:sz w:val="20"/>
-            <w:szCs w:val="20"/>
-          </w:rPr>
-          <w:t xml:space="preserve"> </w:t>
-        </w:r>
-        <w:r>
-          <w:rPr>
-            <w:rStyle w:val="Hyperlink"/>
-            <w:sz w:val="20"/>
-            <w:szCs w:val="20"/>
-          </w:rPr>
-          <w:t>Student Portal</w:t>
-        </w:r>
-      </w:hyperlink>
-      <w:r>
-        <w:rPr>
-          <w:sz w:val="20"/>
-          <w:szCs w:val="20"/>
-        </w:rPr>
-        <w:t xml:space="preserve"> to find out more.</w:t>
-      </w:r>
-    </w:p>
-    <w:p>
-      <w:pPr>
-        <w:pStyle w:val="Heading3"/>
-        <w:spacing w:line="360" w:lineRule="auto"/>
-      </w:pPr>
-      <w:r>
-        <w:t>Unable to Submit on Time?</w:t>
-      </w:r>
-    </w:p>
-    <w:p>
-      <w:pPr>
-        <w:spacing w:line="360" w:lineRule="auto"/>
-        <w:rPr>
-          <w:color w:val="0066CC"/>
-          <w:sz w:val="15"/>
-          <w:szCs w:val="15"/>
+        <w:rPr>
+          <w:b/>
+          <w:bCs/>
         </w:rPr>
         <w:sectPr>
-          <w:type w:val="continuous"/>
-          <w:pgSz w:w="11906" w:h="16838"/>
-          <w:pgMar w:top="1440" w:right="1440" w:bottom="1440" w:left="1440" w:header="720" w:footer="720" w:gutter="0"/>
-          <w:cols w:space="720"/>
-          <w:formProt w:val="0"/>
-          <w:docGrid w:linePitch="360"/>
-        </w:sectPr>
-      </w:pPr>
-      <w:r>
-        <w:rPr>
-          <w:sz w:val="20"/>
-          <w:szCs w:val="20"/>
-        </w:rPr>
-        <w:t>The University wants you to do your best. However, we know that sometimes events happen which mean that you cannot submit your assessment by the deadline or sit a scheduled exam. If you think this might be the case, guidance on understanding what counts as an extenuating circumstance, and how to apply is </w:t>
-      </w:r>
-      <w:hyperlink r:id="rId17" w:tgtFrame="_blank" w:tooltip="https://livecoventryac.sharepoint.com/sites/students-registry-extensions-deferrals/SitePages/CU-Extensions-and-Deferrals-Guidance.aspx" w:history="1">
-        <w:r>
-          <w:rPr>
-            <w:rStyle w:val="Hyperlink"/>
-            <w:sz w:val="20"/>
-            <w:szCs w:val="20"/>
-          </w:rPr>
-          <w:t>available on the Student Portal.</w:t>
-        </w:r>
-      </w:hyperlink>
-      <w:bookmarkStart w:id="5" w:name="_Assignment_Information"/>
-      <w:bookmarkStart w:id="6" w:name="_Assignment_Task"/>
-      <w:bookmarkEnd w:id="5"/>
-      <w:bookmarkEnd w:id="6"/>
-    </w:p>
-    <w:p>
-      <w:pPr>
-        <w:pStyle w:val="Heading1"/>
-        <w:pBdr>
-          <w:bottom w:val="single" w:sz="12" w:space="1" w:color="auto"/>
-        </w:pBdr>
-        <w:rPr>
-          <w:color w:val="0066CC"/>
-          <w:sz w:val="20"/>
-          <w:szCs w:val="20"/>
-        </w:rPr>
-      </w:pPr>
-      <w:bookmarkStart w:id="7" w:name="_Marking_and_Feedback"/>
-      <w:bookmarkStart w:id="8" w:name="_Assignment_Support_and"/>
-      <w:bookmarkEnd w:id="7"/>
-      <w:bookmarkEnd w:id="8"/>
-    </w:p>
-    <w:p>
-      <w:pPr>
-        <w:pStyle w:val="Heading1"/>
-        <w:spacing w:after="240"/>
-        <w:rPr>
-          <w:color w:val="0066CC"/>
-        </w:rPr>
-      </w:pPr>
-      <w:r>
-        <w:rPr>
-          <w:color w:val="0066CC"/>
-        </w:rPr>
-        <w:br/>
-      </w:r>
-      <w:r>
-        <w:rPr>
-          <w:color w:val="0066CC"/>
-        </w:rPr>
-        <w:t>Administration of Assessment</w:t>
-      </w:r>
-    </w:p>
-    <w:p>
-      <w:pPr>
-        <w:rPr>
-          <w:b/>
-          <w:bCs/>
-        </w:rPr>
-      </w:pPr>
-      <w:r>
-        <w:rPr>
-          <w:b/>
-          <w:bCs/>
-          <w:color w:val="000000" w:themeColor="text1"/>
-          <w:sz w:val="20"/>
-          <w:szCs w:val="20"/>
-        </w:rPr>
-        <w:t xml:space="preserve">Assessment Author: </w:t>
-      </w:r>
-      <w:r>
-        <w:rPr>
-          <w:color w:val="000000" w:themeColor="text1"/>
-          <w:sz w:val="20"/>
-          <w:szCs w:val="20"/>
-        </w:rPr>
-        <w:t>[Richard Uttley]</w:t>
-      </w:r>
-    </w:p>
-    <w:p>
-      <w:pPr>
-        <w:rPr>
-          <w:b/>
-          <w:bCs/>
-          <w:color w:val="000000" w:themeColor="text1"/>
-          <w:sz w:val="20"/>
-          <w:szCs w:val="20"/>
-        </w:rPr>
-      </w:pPr>
-      <w:r>
-        <w:rPr>
-          <w:b/>
-          <w:bCs/>
-          <w:color w:val="000000" w:themeColor="text1"/>
-          <w:sz w:val="20"/>
-          <w:szCs w:val="20"/>
-        </w:rPr>
-        <w:t xml:space="preserve">Assessment Author Email: </w:t>
-      </w:r>
-      <w:r>
-        <w:rPr>
-          <w:color w:val="000000" w:themeColor="text1"/>
-          <w:sz w:val="20"/>
-          <w:szCs w:val="20"/>
-        </w:rPr>
-        <w:t>[ae1683@coventry.ac.uk]</w:t>
-      </w:r>
-    </w:p>
-    <w:p>
-      <w:pPr>
-        <w:rPr>
-          <w:color w:val="000000" w:themeColor="text1"/>
-          <w:sz w:val="20"/>
-          <w:szCs w:val="20"/>
-        </w:rPr>
-      </w:pPr>
-      <w:r>
-        <w:rPr>
-          <w:b/>
-          <w:bCs/>
-          <w:color w:val="000000" w:themeColor="text1"/>
-          <w:sz w:val="20"/>
-          <w:szCs w:val="20"/>
-        </w:rPr>
-        <w:t xml:space="preserve">Assignment Category: </w:t>
-      </w:r>
-      <w:r>
-        <w:rPr>
-          <w:color w:val="000000" w:themeColor="text1"/>
-          <w:sz w:val="20"/>
-          <w:szCs w:val="20"/>
-        </w:rPr>
-        <w:t>[Composite]</w:t>
-      </w:r>
-    </w:p>
-    <w:p>
-      <w:pPr>
-        <w:rPr>
-          <w:b/>
-          <w:bCs/>
-          <w:color w:val="000000" w:themeColor="text1"/>
-          <w:sz w:val="20"/>
-          <w:szCs w:val="20"/>
-        </w:rPr>
-      </w:pPr>
-      <w:r>
-        <w:rPr>
-          <w:b/>
-          <w:bCs/>
-          <w:color w:val="000000" w:themeColor="text1"/>
-          <w:sz w:val="20"/>
-          <w:szCs w:val="20"/>
-        </w:rPr>
-        <w:t xml:space="preserve">Attempt Type: </w:t>
-      </w:r>
-      <w:r>
-        <w:rPr>
-          <w:color w:val="000000" w:themeColor="text1"/>
-          <w:sz w:val="20"/>
-          <w:szCs w:val="20"/>
-        </w:rPr>
-        <w:t>[Standard]</w:t>
-      </w:r>
-    </w:p>
-    <w:p>
-      <w:pPr>
-        <w:rPr>
-          <w:b/>
-          <w:bCs/>
-          <w:color w:val="000000" w:themeColor="text1"/>
-        </w:rPr>
-      </w:pPr>
-      <w:r>
-        <w:rPr>
-          <w:b/>
-          <w:bCs/>
-          <w:color w:val="000000" w:themeColor="text1"/>
-          <w:sz w:val="20"/>
-          <w:szCs w:val="20"/>
-        </w:rPr>
-        <w:t xml:space="preserve">Component Code: </w:t>
-      </w:r>
-      <w:r>
-        <w:rPr>
-          <w:color w:val="000000" w:themeColor="text1"/>
-          <w:sz w:val="20"/>
-          <w:szCs w:val="20"/>
-        </w:rPr>
-        <w:t>[CW]</w:t>
-      </w:r>
-    </w:p>
-    <w:p>
-      <w:pPr>
-        <w:rPr>
-          <w:b/>
-          <w:bCs/>
-        </w:rPr>
-        <w:sectPr>
-          <w:headerReference w:type="even" r:id="rId18"/>
-          <w:headerReference w:type="default" r:id="rId19"/>
-          <w:footerReference w:type="default" r:id="rId20"/>
-          <w:headerReference w:type="first" r:id="rId21"/>
+          <w:headerReference w:type="even" r:id="rId15"/>
+          <w:headerReference w:type="default" r:id="rId16"/>
+          <w:footerReference w:type="default" r:id="rId17"/>
+          <w:headerReference w:type="first" r:id="rId18"/>
           <w:type w:val="continuous"/>
           <w:pgSz w:w="11906" w:h="16838"/>
           <w:pgMar w:top="1440" w:right="1440" w:bottom="1440" w:left="1440" w:header="720" w:footer="720" w:gutter="0"/>
@@ -4595,9 +3071,9 @@
           <w:color w:val="000000" w:themeColor="text1"/>
         </w:rPr>
       </w:pPr>
-      <w:bookmarkStart w:id="9" w:name="_Assessment_Marking_Criteria"/>
-      <w:bookmarkStart w:id="10" w:name="Marking_Criteria"/>
-      <w:bookmarkEnd w:id="9"/>
+      <w:bookmarkStart w:id="5" w:name="_Assessment_Marking_Criteria"/>
+      <w:bookmarkStart w:id="6" w:name="Marking_Criteria"/>
+      <w:bookmarkEnd w:id="5"/>
       <w:r>
         <w:rPr>
           <w:color w:val="000000" w:themeColor="text1"/>
@@ -4612,7 +3088,7 @@
         <w:t>Criteria</w:t>
       </w:r>
     </w:p>
-    <w:bookmarkEnd w:id="10"/>
+    <w:bookmarkEnd w:id="6"/>
     <w:p>
       <w:pPr>
         <w:pStyle w:val="NormalWeb"/>
@@ -5772,10 +4248,10 @@
       </w:pPr>
     </w:p>
     <w:sectPr>
-      <w:headerReference w:type="even" r:id="rId22"/>
-      <w:headerReference w:type="default" r:id="rId23"/>
-      <w:footerReference w:type="default" r:id="rId24"/>
-      <w:headerReference w:type="first" r:id="rId25"/>
+      <w:headerReference w:type="even" r:id="rId19"/>
+      <w:headerReference w:type="default" r:id="rId20"/>
+      <w:footerReference w:type="default" r:id="rId21"/>
+      <w:headerReference w:type="first" r:id="rId22"/>
       <w:pgSz w:w="16838" w:h="11906" w:orient="landscape"/>
       <w:pgMar w:top="1440" w:right="1440" w:bottom="1440" w:left="1440" w:header="720" w:footer="720" w:gutter="0"/>
       <w:cols w:space="720"/>
@@ -10668,6 +9144,21 @@
 </file>
 
 <file path=customXml/item1.xml><?xml version="1.0" encoding="utf-8"?>
+<p:properties xmlns:p="http://schemas.microsoft.com/office/2006/metadata/properties" xmlns:xsi="http://www.w3.org/2001/XMLSchema-instance" xmlns:pc="http://schemas.microsoft.com/office/infopath/2007/PartnerControls">
+  <documentManagement/>
+</p:properties>
+</file>
+
+<file path=customXml/item2.xml><?xml version="1.0" encoding="utf-8"?>
+<?mso-contentType ?>
+<FormTemplates xmlns="http://schemas.microsoft.com/sharepoint/v3/contenttype/forms">
+  <Display>DocumentLibraryForm</Display>
+  <Edit>DocumentLibraryForm</Edit>
+  <New>DocumentLibraryForm</New>
+</FormTemplates>
+</file>
+
+<file path=customXml/item3.xml><?xml version="1.0" encoding="utf-8"?>
 <ct:contentTypeSchema xmlns:ct="http://schemas.microsoft.com/office/2006/metadata/contentType" xmlns:ma="http://schemas.microsoft.com/office/2006/metadata/properties/metaAttributes" ct:_="" ma:_="" ma:contentTypeName="Document" ma:contentTypeID="0x0101004591992EBCD374479700973AB08635AE" ma:contentTypeVersion="8" ma:contentTypeDescription="Create a new document." ma:contentTypeScope="" ma:versionID="6b793a626721724c6581bc1aecbc20ad">
   <xsd:schema xmlns:xsd="http://www.w3.org/2001/XMLSchema" xmlns:xs="http://www.w3.org/2001/XMLSchema" xmlns:p="http://schemas.microsoft.com/office/2006/metadata/properties" xmlns:ns2="f3a5feeb-ad28-4443-97ee-878651701d2b" targetNamespace="http://schemas.microsoft.com/office/2006/metadata/properties" ma:root="true" ma:fieldsID="103e0bff376da1959a9b4afe4da2531a" ns2:_="">
     <xsd:import namespace="f3a5feeb-ad28-4443-97ee-878651701d2b"/>
@@ -10835,22 +9326,24 @@
 </ct:contentTypeSchema>
 </file>
 
-<file path=customXml/item2.xml><?xml version="1.0" encoding="utf-8"?>
-<?mso-contentType ?>
-<FormTemplates xmlns="http://schemas.microsoft.com/sharepoint/v3/contenttype/forms">
-  <Display>DocumentLibraryForm</Display>
-  <Edit>DocumentLibraryForm</Edit>
-  <New>DocumentLibraryForm</New>
-</FormTemplates>
+<file path=customXml/itemProps1.xml><?xml version="1.0" encoding="utf-8"?>
+<ds:datastoreItem xmlns:ds="http://schemas.openxmlformats.org/officeDocument/2006/customXml" ds:itemID="{3AADA253-C064-4EF7-A51E-3EB42E737D3F}">
+  <ds:schemaRefs>
+    <ds:schemaRef ds:uri="http://schemas.microsoft.com/office/2006/metadata/properties"/>
+    <ds:schemaRef ds:uri="http://schemas.microsoft.com/office/infopath/2007/PartnerControls"/>
+  </ds:schemaRefs>
+</ds:datastoreItem>
 </file>
 
-<file path=customXml/item3.xml><?xml version="1.0" encoding="utf-8"?>
-<p:properties xmlns:p="http://schemas.microsoft.com/office/2006/metadata/properties" xmlns:xsi="http://www.w3.org/2001/XMLSchema-instance" xmlns:pc="http://schemas.microsoft.com/office/infopath/2007/PartnerControls">
-  <documentManagement/>
-</p:properties>
+<file path=customXml/itemProps2.xml><?xml version="1.0" encoding="utf-8"?>
+<ds:datastoreItem xmlns:ds="http://schemas.openxmlformats.org/officeDocument/2006/customXml" ds:itemID="{FB1C688E-227E-449E-967B-72850CE6FE31}">
+  <ds:schemaRefs>
+    <ds:schemaRef ds:uri="http://schemas.microsoft.com/sharepoint/v3/contenttype/forms"/>
+  </ds:schemaRefs>
+</ds:datastoreItem>
 </file>
 
-<file path=customXml/itemProps1.xml><?xml version="1.0" encoding="utf-8"?>
+<file path=customXml/itemProps3.xml><?xml version="1.0" encoding="utf-8"?>
 <ds:datastoreItem xmlns:ds="http://schemas.openxmlformats.org/officeDocument/2006/customXml" ds:itemID="{119F7228-D8B0-4743-BBAF-377D8C392D2F}">
   <ds:schemaRefs>
     <ds:schemaRef ds:uri="http://schemas.microsoft.com/office/2006/metadata/contentType"/>
@@ -10866,21 +9359,4 @@
     <ds:schemaRef ds:uri="http://schemas.microsoft.com/internal/obd"/>
   </ds:schemaRefs>
 </ds:datastoreItem>
-</file>
-
-<file path=customXml/itemProps2.xml><?xml version="1.0" encoding="utf-8"?>
-<ds:datastoreItem xmlns:ds="http://schemas.openxmlformats.org/officeDocument/2006/customXml" ds:itemID="{FB1C688E-227E-449E-967B-72850CE6FE31}">
-  <ds:schemaRefs>
-    <ds:schemaRef ds:uri="http://schemas.microsoft.com/sharepoint/v3/contenttype/forms"/>
-  </ds:schemaRefs>
-</ds:datastoreItem>
-</file>
-
-<file path=customXml/itemProps3.xml><?xml version="1.0" encoding="utf-8"?>
-<ds:datastoreItem xmlns:ds="http://schemas.openxmlformats.org/officeDocument/2006/customXml" ds:itemID="{3AADA253-C064-4EF7-A51E-3EB42E737D3F}">
-  <ds:schemaRefs>
-    <ds:schemaRef ds:uri="http://schemas.microsoft.com/office/2006/metadata/properties"/>
-    <ds:schemaRef ds:uri="http://schemas.microsoft.com/office/infopath/2007/PartnerControls"/>
-  </ds:schemaRefs>
-</ds:datastoreItem>
 </file>